--- a/designPattern/Proxy/Proxy.docx
+++ b/designPattern/Proxy/Proxy.docx
@@ -101,6 +101,9 @@
     </w:p>
     <w:p>
       <w:r>
+        <w:rPr>
+          <w:noProof/>
+        </w:rPr>
         <w:drawing>
           <wp:inline distT="0" distB="0" distL="0" distR="0" wp14:anchorId="377346A7" wp14:editId="08E5943E">
             <wp:extent cx="6120130" cy="1718310"/>
@@ -262,7 +265,15 @@
         </w:rPr>
       </w:pPr>
       <w:r>
-        <w:t xml:space="preserve">Supponiamo di dover gestire l’accesso a dei file di un’azienda e dobbiamo garantire ad alcuni utenti solo operazioni specifiche. Partiamo prima di tutto dall’interfaccia che dovrà utilizzare il nostro clienti, cioè il </w:t>
+        <w:t xml:space="preserve">Supponiamo di dover gestire l’accesso a dei file di un’azienda e dobbiamo garantire ad alcuni utenti solo operazioni specifiche. Partiamo prima di tutto dall’interfaccia che dovrà utilizzare </w:t>
+      </w:r>
+      <w:proofErr w:type="gramStart"/>
+      <w:r>
+        <w:t>il nostro clienti</w:t>
+      </w:r>
+      <w:proofErr w:type="gramEnd"/>
+      <w:r>
+        <w:t xml:space="preserve">, cioè il </w:t>
       </w:r>
       <w:r>
         <w:rPr>
@@ -342,6 +353,9 @@
         </w:drawing>
       </w:r>
       <w:r>
+        <w:rPr>
+          <w:noProof/>
+        </w:rPr>
         <w:drawing>
           <wp:anchor distT="0" distB="0" distL="114300" distR="114300" simplePos="0" relativeHeight="251658240" behindDoc="0" locked="0" layoutInCell="1" allowOverlap="1" wp14:anchorId="30AEC8CE" wp14:editId="513A6A45">
             <wp:simplePos x="0" y="0"/>
@@ -729,20 +743,91 @@
     <w:p>
       <w:pPr>
         <w:rPr>
-          <w:noProof/>
-        </w:rPr>
-      </w:pPr>
-    </w:p>
-    <w:p>
-      <w:pPr>
-        <w:rPr>
-          <w:noProof/>
-        </w:rPr>
-      </w:pPr>
-      <w:r>
-        <w:rPr>
-          <w:noProof/>
-        </w:rPr>
+          <w:b/>
+          <w:bCs/>
+          <w:noProof/>
+        </w:rPr>
+      </w:pPr>
+      <w:r>
+        <w:rPr>
+          <w:b/>
+          <w:bCs/>
+          <w:noProof/>
+        </w:rPr>
+        <w:t>UML ESEMPIO</w:t>
+      </w:r>
+    </w:p>
+    <w:p>
+      <w:pPr>
+        <w:rPr>
+          <w:noProof/>
+        </w:rPr>
+      </w:pPr>
+      <w:r>
+        <w:rPr>
+          <w:noProof/>
+        </w:rPr>
+        <w:drawing>
+          <wp:inline distT="0" distB="0" distL="0" distR="0" wp14:anchorId="40E1D171" wp14:editId="1FCBAFC6">
+            <wp:extent cx="5861316" cy="4498857"/>
+            <wp:effectExtent l="0" t="0" r="6350" b="0"/>
+            <wp:docPr id="108409003" name="Immagine 1"/>
+            <wp:cNvGraphicFramePr>
+              <a:graphicFrameLocks xmlns:a="http://schemas.openxmlformats.org/drawingml/2006/main" noChangeAspect="1"/>
+            </wp:cNvGraphicFramePr>
+            <a:graphic xmlns:a="http://schemas.openxmlformats.org/drawingml/2006/main">
+              <a:graphicData uri="http://schemas.openxmlformats.org/drawingml/2006/picture">
+                <pic:pic xmlns:pic="http://schemas.openxmlformats.org/drawingml/2006/picture">
+                  <pic:nvPicPr>
+                    <pic:cNvPr id="108409003" name="Immagine 108409003"/>
+                    <pic:cNvPicPr/>
+                  </pic:nvPicPr>
+                  <pic:blipFill>
+                    <a:blip r:embed="rId12">
+                      <a:extLst>
+                        <a:ext uri="{28A0092B-C50C-407E-A947-70E740481C1C}">
+                          <a14:useLocalDpi xmlns:a14="http://schemas.microsoft.com/office/drawing/2010/main" val="0"/>
+                        </a:ext>
+                      </a:extLst>
+                    </a:blip>
+                    <a:stretch>
+                      <a:fillRect/>
+                    </a:stretch>
+                  </pic:blipFill>
+                  <pic:spPr>
+                    <a:xfrm>
+                      <a:off x="0" y="0"/>
+                      <a:ext cx="5861316" cy="4498857"/>
+                    </a:xfrm>
+                    <a:prstGeom prst="rect">
+                      <a:avLst/>
+                    </a:prstGeom>
+                  </pic:spPr>
+                </pic:pic>
+              </a:graphicData>
+            </a:graphic>
+          </wp:inline>
+        </w:drawing>
+      </w:r>
+    </w:p>
+    <w:p>
+      <w:pPr>
+        <w:rPr>
+          <w:noProof/>
+        </w:rPr>
+      </w:pPr>
+    </w:p>
+    <w:p>
+      <w:pPr>
+        <w:rPr>
+          <w:noProof/>
+        </w:rPr>
+      </w:pPr>
+      <w:r>
+        <w:rPr>
+          <w:noProof/>
+        </w:rPr>
+        <w:lastRenderedPageBreak/>
         <w:drawing>
           <wp:anchor distT="0" distB="0" distL="114300" distR="114300" simplePos="0" relativeHeight="251661312" behindDoc="0" locked="0" layoutInCell="1" allowOverlap="1" wp14:anchorId="778206D1" wp14:editId="019776EC">
             <wp:simplePos x="0" y="0"/>
@@ -767,7 +852,7 @@
                     <pic:cNvPicPr/>
                   </pic:nvPicPr>
                   <pic:blipFill>
-                    <a:blip r:embed="rId12">
+                    <a:blip r:embed="rId13">
                       <a:extLst>
                         <a:ext uri="{28A0092B-C50C-407E-A947-70E740481C1C}">
                           <a14:useLocalDpi xmlns:a14="http://schemas.microsoft.com/office/drawing/2010/main" val="0"/>
